--- a/zht/docx/18.content.docx
+++ b/zht/docx/18.content.docx
@@ -28,22 +28,6 @@
       </w:r>
     </w:p>
     <w:p>
-      <w:pPr>
-        <w:pStyle w:val="Heading2"/>
-      </w:pPr>
-      <w:r>
-        <w:rPr>
-          <w:lang w:val="zh_TW" w:bidi="zh_TW"/>
-        </w:rPr>
-        <w:t>License Information</w:t>
-      </w:r>
-      <w:r>
-        <w:rPr>
-          <w:lang w:val="zh_TW" w:bidi="zh_TW"/>
-        </w:rPr>
-      </w:r>
-    </w:p>
-    <w:p>
       <w:pPr/>
       <w:r>
         <w:rPr>
@@ -55,86 +39,37 @@
           <w:b/>
           <w:lang w:val="zh_TW" w:bidi="zh_TW"/>
         </w:rPr>
-        <w:t>翻譯筆記 (unfoldingWord)</w:t>
-      </w:r>
-      <w:r>
-        <w:rPr>
-          <w:lang w:val="zh_TW" w:bidi="zh_TW"/>
-        </w:rPr>
-        <w:t xml:space="preserve"> (Chinese (Traditional)) is based on</w:t>
-      </w:r>
-      <w:r>
-        <w:rPr>
-          <w:lang w:val="zh_TW" w:bidi="zh_TW"/>
-        </w:rPr>
-        <w:t xml:space="preserve">: </w:t>
-      </w:r>
-      <w:r>
-        <w:rPr>
-          <w:lang w:val="zh_TW" w:bidi="zh_TW"/>
-        </w:rPr>
         <w:t>unfoldingWord® Translation Notes</w:t>
       </w:r>
       <w:r>
         <w:rPr>
           <w:lang w:val="zh_TW" w:bidi="zh_TW"/>
         </w:rPr>
-        <w:t xml:space="preserve">, </w:t>
-      </w:r>
-      <w:hyperlink r:id="rId13">
-        <w:r>
-          <w:rPr>
-            <w:lang w:val="zh_TW" w:bidi="zh_TW"/>
-          </w:rPr>
-          <w:rPr>
-            <w:color w:val="0000EE"/>
-            <w:u w:val="single"/>
-          </w:rPr>
-          <w:t>unfoldingWord</w:t>
-        </w:r>
-      </w:hyperlink>
-      <w:r>
-        <w:rPr>
-          <w:lang w:val="zh_TW" w:bidi="zh_TW"/>
-        </w:rPr>
-        <w:t xml:space="preserve">, 2022, which is licensed under a </w:t>
-      </w:r>
-      <w:hyperlink r:id="rId14">
-        <w:r>
-          <w:rPr>
-            <w:lang w:val="zh_TW" w:bidi="zh_TW"/>
-          </w:rPr>
-          <w:rPr>
-            <w:color w:val="0000EE"/>
-            <w:u w:val="single"/>
-          </w:rPr>
-          <w:t>CC BY-SA 4.0 license</w:t>
-        </w:r>
-      </w:hyperlink>
-      <w:r>
-        <w:rPr>
-          <w:lang w:val="zh_TW" w:bidi="zh_TW"/>
-        </w:rPr>
-        <w:t>.</w:t>
-      </w:r>
-      <w:r>
-        <w:rPr>
-          <w:lang w:val="zh_TW" w:bidi="zh_TW"/>
-        </w:rPr>
-      </w:r>
-    </w:p>
-    <w:p>
-      <w:pPr/>
-      <w:r>
-        <w:rPr>
-          <w:lang w:val="zh_TW" w:bidi="zh_TW"/>
-        </w:rPr>
-      </w:r>
-      <w:r>
-        <w:rPr>
-          <w:lang w:val="zh_TW" w:bidi="zh_TW"/>
-        </w:rPr>
-        <w:t>This PDF version is provided under the same license.</w:t>
+        <w:t xml:space="preserve"> © 2022 unfoldingWord. Released under CC BY-SA 4.0 license. </w:t>
+      </w:r>
+      <w:r>
+        <w:rPr>
+          <w:lang w:val="zh_TW" w:bidi="zh_TW"/>
+        </w:rPr>
+        <w:t>unfoldingWord® Translation Notes</w:t>
+      </w:r>
+      <w:r>
+        <w:rPr>
+          <w:lang w:val="zh_TW" w:bidi="zh_TW"/>
+        </w:rPr>
+        <w:t xml:space="preserve"> has been adapted in the following languages: Tok Pisin, Arabic (عربي), French (Français), Hindi (हिंदी), Indonesian (Bahasa Indonesia), Portuguese (Português), Russian (Русский), Spanish (Español), Swahili (Kiswahili), and Simplified Chinese (简体中文) from </w:t>
+      </w:r>
+      <w:r>
+        <w:rPr>
+          <w:lang w:val="zh_TW" w:bidi="zh_TW"/>
+        </w:rPr>
+        <w:t>unfoldingWord® Translation Notes</w:t>
+      </w:r>
+      <w:r>
+        <w:rPr>
+          <w:lang w:val="zh_TW" w:bidi="zh_TW"/>
+        </w:rPr>
+        <w:t xml:space="preserve"> © 2022 unfoldingWord. Released under CC BY-SA 4.0 license by Mission Mutual</w:t>
       </w:r>
       <w:r>
         <w:rPr>
@@ -726,7 +661,7 @@
         </w:rPr>
         <w:t>古代人似乎知道有一種生活在海中的巨大而兇猛的生物。他們稱之為「大魚」。在約伯所處的文化中，人們視海為混亂之水的領域，而他們把這頭海怪與那混亂聯繫在一起。在約伯記中提到這種生物的經文包括：</w:t>
       </w:r>
-      <w:hyperlink r:id="rId15">
+      <w:hyperlink r:id="rId13">
         <w:r>
           <w:rPr>
             <w:lang w:val="zh_TW" w:bidi="zh_TW"/>
@@ -744,7 +679,7 @@
         </w:rPr>
         <w:t>的鱷魚、</w:t>
       </w:r>
-      <w:hyperlink r:id="rId16">
+      <w:hyperlink r:id="rId14">
         <w:r>
           <w:rPr>
             <w:lang w:val="zh_TW" w:bidi="zh_TW"/>
@@ -762,7 +697,7 @@
         </w:rPr>
         <w:t>的「大魚」、</w:t>
       </w:r>
-      <w:hyperlink r:id="rId17">
+      <w:hyperlink r:id="rId15">
         <w:r>
           <w:rPr>
             <w:lang w:val="zh_TW" w:bidi="zh_TW"/>
@@ -780,7 +715,7 @@
         </w:rPr>
         <w:t>和</w:t>
       </w:r>
-      <w:hyperlink r:id="rId18">
+      <w:hyperlink r:id="rId16">
         <w:r>
           <w:rPr>
             <w:lang w:val="zh_TW" w:bidi="zh_TW"/>
@@ -798,7 +733,7 @@
         </w:rPr>
         <w:t>的拉哈伯，以及</w:t>
       </w:r>
-      <w:hyperlink r:id="rId19">
+      <w:hyperlink r:id="rId17">
         <w:r>
           <w:rPr>
             <w:lang w:val="zh_TW" w:bidi="zh_TW"/>
@@ -2374,7 +2309,7 @@
         </w:rPr>
         <w:t>在</w:t>
       </w:r>
-      <w:hyperlink r:id="rId20">
+      <w:hyperlink r:id="rId18">
         <w:r>
           <w:rPr>
             <w:lang w:val="zh_TW" w:bidi="zh_TW"/>
@@ -2405,7 +2340,7 @@
         </w:rPr>
         <w:t>他。在</w:t>
       </w:r>
-      <w:hyperlink r:id="rId21">
+      <w:hyperlink r:id="rId19">
         <w:r>
           <w:rPr>
             <w:lang w:val="zh_TW" w:bidi="zh_TW"/>
@@ -2436,7 +2371,7 @@
         </w:rPr>
         <w:t>翻譯成約伯在</w:t>
       </w:r>
-      <w:hyperlink r:id="rId20">
+      <w:hyperlink r:id="rId18">
         <w:r>
           <w:rPr>
             <w:lang w:val="zh_TW" w:bidi="zh_TW"/>
@@ -2538,7 +2473,7 @@
         </w:rPr>
         <w:t>這一章是約伯對比勒達第一次發言的回應。在</w:t>
       </w:r>
-      <w:hyperlink r:id="rId21">
+      <w:hyperlink r:id="rId19">
         <w:r>
           <w:rPr>
             <w:lang w:val="zh_TW" w:bidi="zh_TW"/>
@@ -3076,7 +3011,7 @@
         </w:rPr>
         <w:t>在</w:t>
       </w:r>
-      <w:hyperlink r:id="rId22">
+      <w:hyperlink r:id="rId20">
         <w:r>
           <w:rPr>
             <w:lang w:val="zh_TW" w:bidi="zh_TW"/>
@@ -3094,7 +3029,7 @@
         </w:rPr>
         <w:t>，約伯在暗示神可能會殘酷行事時，他的問題這樣提到神：「誰能阻擋？」瑣法在</w:t>
       </w:r>
-      <w:hyperlink r:id="rId23">
+      <w:hyperlink r:id="rId21">
         <w:r>
           <w:rPr>
             <w:lang w:val="zh_TW" w:bidi="zh_TW"/>
@@ -3130,7 +3065,7 @@
         </w:rPr>
         <w:t>在</w:t>
       </w:r>
-      <w:hyperlink r:id="rId24">
+      <w:hyperlink r:id="rId22">
         <w:r>
           <w:rPr>
             <w:lang w:val="zh_TW" w:bidi="zh_TW"/>
@@ -3148,7 +3083,7 @@
         </w:rPr>
         <w:t>，約伯說他不會抬頭，他會繼續感到羞愧，因為神正在懲罰他，即使他是無辜的。在</w:t>
       </w:r>
-      <w:hyperlink r:id="rId25">
+      <w:hyperlink r:id="rId23">
         <w:r>
           <w:rPr>
             <w:lang w:val="zh_TW" w:bidi="zh_TW"/>
@@ -3184,7 +3119,7 @@
         </w:rPr>
         <w:t>在</w:t>
       </w:r>
-      <w:hyperlink r:id="rId26">
+      <w:hyperlink r:id="rId24">
         <w:r>
           <w:rPr>
             <w:lang w:val="zh_TW" w:bidi="zh_TW"/>
@@ -3202,7 +3137,7 @@
         </w:rPr>
         <w:t>，約伯說他將死去，並去往一個完全黑暗的地方。瑣法在</w:t>
       </w:r>
-      <w:hyperlink r:id="rId27">
+      <w:hyperlink r:id="rId25">
         <w:r>
           <w:rPr>
             <w:lang w:val="zh_TW" w:bidi="zh_TW"/>
@@ -4523,7 +4458,7 @@
         </w:rPr>
         <w:t>在第19–21節中，約伯描述了需要有人在天上向神為他辯白。這同一個人物很可能就是約伯在</w:t>
       </w:r>
-      <w:hyperlink r:id="rId28">
+      <w:hyperlink r:id="rId26">
         <w:r>
           <w:rPr>
             <w:lang w:val="zh_TW" w:bidi="zh_TW"/>
@@ -5112,7 +5047,7 @@
         </w:rPr>
         <w:t>在</w:t>
       </w:r>
-      <w:hyperlink r:id="rId29">
+      <w:hyperlink r:id="rId27">
         <w:r>
           <w:rPr>
             <w:lang w:val="zh_TW" w:bidi="zh_TW"/>
@@ -5130,7 +5065,7 @@
         </w:rPr>
         <w:t>，約伯向神呼求時說：「觀看我的人，他的眼必不再見我；你的眼目要看我，我卻不在了。」瑣法在</w:t>
       </w:r>
-      <w:hyperlink r:id="rId30">
+      <w:hyperlink r:id="rId28">
         <w:r>
           <w:rPr>
             <w:lang w:val="zh_TW" w:bidi="zh_TW"/>
@@ -5148,7 +5083,7 @@
         </w:rPr>
         <w:t>中談到惡人時說：「親眼見過他的，必不再見他。」約伯在</w:t>
       </w:r>
-      <w:hyperlink r:id="rId31">
+      <w:hyperlink r:id="rId29">
         <w:r>
           <w:rPr>
             <w:lang w:val="zh_TW" w:bidi="zh_TW"/>
@@ -5166,7 +5101,7 @@
         </w:rPr>
         <w:t>中談到自己作為一個必死之人時說：「他不再回自己的家，故土也不再認識他。」瑣法在</w:t>
       </w:r>
-      <w:hyperlink r:id="rId30">
+      <w:hyperlink r:id="rId28">
         <w:r>
           <w:rPr>
             <w:lang w:val="zh_TW" w:bidi="zh_TW"/>
@@ -5198,7 +5133,7 @@
         </w:rPr>
         <w:t>同樣地，瑣法在</w:t>
       </w:r>
-      <w:hyperlink r:id="rId32">
+      <w:hyperlink r:id="rId30">
         <w:r>
           <w:rPr>
             <w:lang w:val="zh_TW" w:bidi="zh_TW"/>
@@ -5216,7 +5151,7 @@
         </w:rPr>
         <w:t>中提到惡人時說：「天要顯明他的罪孽，地要興起攻擊他。」在</w:t>
       </w:r>
-      <w:hyperlink r:id="rId33">
+      <w:hyperlink r:id="rId31">
         <w:r>
           <w:rPr>
             <w:lang w:val="zh_TW" w:bidi="zh_TW"/>
@@ -5234,7 +5169,7 @@
         </w:rPr>
         <w:t>中，約伯呼籲大地要看見他得到公義，而且在</w:t>
       </w:r>
-      <w:hyperlink r:id="rId34">
+      <w:hyperlink r:id="rId32">
         <w:r>
           <w:rPr>
             <w:lang w:val="zh_TW" w:bidi="zh_TW"/>
@@ -5291,7 +5226,7 @@
         </w:rPr>
         <w:t>如上所述，瑣法在這段講話中對約伯說得非常強烈。他使用了一些來自身體功能的圖像，而這些圖像在你的文化中可能被認為不適合出現在聖經翻譯中。如果是這樣，你可以使用類似的圖像。瑣法在</w:t>
       </w:r>
-      <w:hyperlink r:id="rId35">
+      <w:hyperlink r:id="rId33">
         <w:r>
           <w:rPr>
             <w:lang w:val="zh_TW" w:bidi="zh_TW"/>
@@ -5309,7 +5244,7 @@
         </w:rPr>
         <w:t>中提到惡人時說：「他終必滅亡，像自己的糞一樣。」你可以改用其它完全消失的東西，例如說：「他終必滅亡，像被風吹散的塵土一樣。」瑣法在</w:t>
       </w:r>
-      <w:hyperlink r:id="rId36">
+      <w:hyperlink r:id="rId34">
         <w:r>
           <w:rPr>
             <w:lang w:val="zh_TW" w:bidi="zh_TW"/>
@@ -5708,7 +5643,7 @@
         </w:rPr>
         <w:t>在這一章中，約伯所說的是向神提出法律訴訟，以證明自己的清白。正如</w:t>
       </w:r>
-      <w:hyperlink r:id="rId37">
+      <w:hyperlink r:id="rId35">
         <w:r>
           <w:rPr>
             <w:lang w:val="zh_TW" w:bidi="zh_TW"/>
@@ -5726,7 +5661,7 @@
         </w:rPr>
         <w:t>的註釋所解釋的，在這種文化中，人們通常在公共場所，比如城門口，向社區領袖提出這類案件。爭議中的雙方會在領袖面前質詢對方，然後領袖們會討論案件並決定哪一方有罪，哪一方無辜。然而，聖經指出，法官也會從一個地方到另一個地方巡迴審理案件。例如，</w:t>
       </w:r>
-      <w:hyperlink r:id="rId38">
+      <w:hyperlink r:id="rId36">
         <w:r>
           <w:rPr>
             <w:lang w:val="zh_TW" w:bidi="zh_TW"/>
@@ -5920,7 +5855,7 @@
         </w:rPr>
         <w:t>在第1至17節，約伯抗議神不審判惡人。他列舉了許多惡人壓迫弱者和無辜者的行為，並抱怨神似乎默許這些事情。但在第18至24節，約伯又描述神確實會審判惡人。這種表面上的矛盾是可以解釋的。從這篇發言的整體來看，約伯表示他知道神最終會審判惡人，但令他非常痛苦的是，神現在不審判和懲罰他們，以防止他們繼續壓迫弱勢群體。在你的翻譯中，你可以使用語言來表明，約伯在本章的兩個部分當中都堅定地相信他所說的話，因為對他來說，若說神現在似乎不審判惡人，或者說神最終會審判惡人，這兩者是完全一致的。這不是矛盾，而是一種弔詭，聖經在其它段落中也提到這一點。例如，</w:t>
       </w:r>
-      <w:hyperlink r:id="rId39">
+      <w:hyperlink r:id="rId37">
         <w:r>
           <w:rPr>
             <w:lang w:val="zh_TW" w:bidi="zh_TW"/>
@@ -6089,7 +6024,7 @@
         </w:rPr>
         <w:t>比勒達這次的發言比他前兩次的都短，也遠比以利法至此為止的三次發言和瑣法的兩次發言要短。可能的解釋是約伯的朋友們對他已經無話可說。事實上，瑣法根本沒有進行第三次發言。敘述者在</w:t>
       </w:r>
-      <w:hyperlink r:id="rId40">
+      <w:hyperlink r:id="rId38">
         <w:r>
           <w:rPr>
             <w:lang w:val="zh_TW" w:bidi="zh_TW"/>
@@ -8491,7 +8426,7 @@
         </w:rPr>
         <w:t>耶和華在本章繼續向約伯提問，這些問題顯示出約伯不理解受造世界的運作。耶和華從</w:t>
       </w:r>
-      <w:hyperlink r:id="rId41">
+      <w:hyperlink r:id="rId39">
         <w:r>
           <w:rPr>
             <w:lang w:val="zh_TW" w:bidi="zh_TW"/>
@@ -8916,7 +8851,7 @@
         </w:rPr>
         <w:t>在本章的幾個地方，耶和華暗指了約伯的開場白，約伯在這開場白中詛咒自己出生的日子，耶和華使用了與約伯相同的語言。在第10節，耶和華提到喚醒鱷魚，就像約伯在</w:t>
       </w:r>
-      <w:hyperlink r:id="rId15">
+      <w:hyperlink r:id="rId13">
         <w:r>
           <w:rPr>
             <w:lang w:val="zh_TW" w:bidi="zh_TW"/>
@@ -8934,7 +8869,7 @@
         </w:rPr>
         <w:t>中所做的那樣。在第18節，耶和華提到「黎明的眼皮」，意指初升太陽的第一縷光芒，約伯在</w:t>
       </w:r>
-      <w:hyperlink r:id="rId42">
+      <w:hyperlink r:id="rId40">
         <w:r>
           <w:rPr>
             <w:lang w:val="zh_TW" w:bidi="zh_TW"/>
@@ -8952,7 +8887,7 @@
         </w:rPr>
         <w:t>中也同樣提到。在第30節，耶和華提到「瓦片」，或者一塊陶器的碎片，約伯在</w:t>
       </w:r>
-      <w:hyperlink r:id="rId43">
+      <w:hyperlink r:id="rId41">
         <w:r>
           <w:rPr>
             <w:lang w:val="zh_TW" w:bidi="zh_TW"/>

--- a/zht/docx/18.content.docx
+++ b/zht/docx/18.content.docx
@@ -28,6 +28,22 @@
       </w:r>
     </w:p>
     <w:p>
+      <w:pPr>
+        <w:pStyle w:val="Heading2"/>
+      </w:pPr>
+      <w:r>
+        <w:rPr>
+          <w:lang w:val="zh_TW" w:bidi="zh_TW"/>
+        </w:rPr>
+        <w:t>License Information</w:t>
+      </w:r>
+      <w:r>
+        <w:rPr>
+          <w:lang w:val="zh_TW" w:bidi="zh_TW"/>
+        </w:rPr>
+      </w:r>
+    </w:p>
+    <w:p>
       <w:pPr/>
       <w:r>
         <w:rPr>
@@ -39,37 +55,86 @@
           <w:b/>
           <w:lang w:val="zh_TW" w:bidi="zh_TW"/>
         </w:rPr>
+        <w:t>翻譯筆記 (unfoldingWord)</w:t>
+      </w:r>
+      <w:r>
+        <w:rPr>
+          <w:lang w:val="zh_TW" w:bidi="zh_TW"/>
+        </w:rPr>
+        <w:t xml:space="preserve"> (Chinese (Traditional)) is based on</w:t>
+      </w:r>
+      <w:r>
+        <w:rPr>
+          <w:lang w:val="zh_TW" w:bidi="zh_TW"/>
+        </w:rPr>
+        <w:t xml:space="preserve">: </w:t>
+      </w:r>
+      <w:r>
+        <w:rPr>
+          <w:lang w:val="zh_TW" w:bidi="zh_TW"/>
+        </w:rPr>
         <w:t>unfoldingWord® Translation Notes</w:t>
       </w:r>
       <w:r>
         <w:rPr>
           <w:lang w:val="zh_TW" w:bidi="zh_TW"/>
         </w:rPr>
-        <w:t xml:space="preserve"> © 2022 unfoldingWord. Released under CC BY-SA 4.0 license. </w:t>
-      </w:r>
-      <w:r>
-        <w:rPr>
-          <w:lang w:val="zh_TW" w:bidi="zh_TW"/>
-        </w:rPr>
-        <w:t>unfoldingWord® Translation Notes</w:t>
-      </w:r>
-      <w:r>
-        <w:rPr>
-          <w:lang w:val="zh_TW" w:bidi="zh_TW"/>
-        </w:rPr>
-        <w:t xml:space="preserve"> has been adapted in the following languages: Tok Pisin, Arabic (عربي), French (Français), Hindi (हिंदी), Indonesian (Bahasa Indonesia), Portuguese (Português), Russian (Русский), Spanish (Español), Swahili (Kiswahili), and Simplified Chinese (简体中文) from </w:t>
-      </w:r>
-      <w:r>
-        <w:rPr>
-          <w:lang w:val="zh_TW" w:bidi="zh_TW"/>
-        </w:rPr>
-        <w:t>unfoldingWord® Translation Notes</w:t>
-      </w:r>
-      <w:r>
-        <w:rPr>
-          <w:lang w:val="zh_TW" w:bidi="zh_TW"/>
-        </w:rPr>
-        <w:t xml:space="preserve"> © 2022 unfoldingWord. Released under CC BY-SA 4.0 license by Mission Mutual</w:t>
+        <w:t xml:space="preserve">, </w:t>
+      </w:r>
+      <w:hyperlink r:id="rId13">
+        <w:r>
+          <w:rPr>
+            <w:lang w:val="zh_TW" w:bidi="zh_TW"/>
+          </w:rPr>
+          <w:rPr>
+            <w:color w:val="0000EE"/>
+            <w:u w:val="single"/>
+          </w:rPr>
+          <w:t>unfoldingWord</w:t>
+        </w:r>
+      </w:hyperlink>
+      <w:r>
+        <w:rPr>
+          <w:lang w:val="zh_TW" w:bidi="zh_TW"/>
+        </w:rPr>
+        <w:t xml:space="preserve">, 2022, which is licensed under a </w:t>
+      </w:r>
+      <w:hyperlink r:id="rId14">
+        <w:r>
+          <w:rPr>
+            <w:lang w:val="zh_TW" w:bidi="zh_TW"/>
+          </w:rPr>
+          <w:rPr>
+            <w:color w:val="0000EE"/>
+            <w:u w:val="single"/>
+          </w:rPr>
+          <w:t>CC BY-SA 4.0 license</w:t>
+        </w:r>
+      </w:hyperlink>
+      <w:r>
+        <w:rPr>
+          <w:lang w:val="zh_TW" w:bidi="zh_TW"/>
+        </w:rPr>
+        <w:t>.</w:t>
+      </w:r>
+      <w:r>
+        <w:rPr>
+          <w:lang w:val="zh_TW" w:bidi="zh_TW"/>
+        </w:rPr>
+      </w:r>
+    </w:p>
+    <w:p>
+      <w:pPr/>
+      <w:r>
+        <w:rPr>
+          <w:lang w:val="zh_TW" w:bidi="zh_TW"/>
+        </w:rPr>
+      </w:r>
+      <w:r>
+        <w:rPr>
+          <w:lang w:val="zh_TW" w:bidi="zh_TW"/>
+        </w:rPr>
+        <w:t>This PDF version is provided under the same license.</w:t>
       </w:r>
       <w:r>
         <w:rPr>
@@ -661,7 +726,7 @@
         </w:rPr>
         <w:t>古代人似乎知道有一種生活在海中的巨大而兇猛的生物。他們稱之為「大魚」。在約伯所處的文化中，人們視海為混亂之水的領域，而他們把這頭海怪與那混亂聯繫在一起。在約伯記中提到這種生物的經文包括：</w:t>
       </w:r>
-      <w:hyperlink r:id="rId13">
+      <w:hyperlink r:id="rId15">
         <w:r>
           <w:rPr>
             <w:lang w:val="zh_TW" w:bidi="zh_TW"/>
@@ -679,7 +744,7 @@
         </w:rPr>
         <w:t>的鱷魚、</w:t>
       </w:r>
-      <w:hyperlink r:id="rId14">
+      <w:hyperlink r:id="rId16">
         <w:r>
           <w:rPr>
             <w:lang w:val="zh_TW" w:bidi="zh_TW"/>
@@ -697,7 +762,7 @@
         </w:rPr>
         <w:t>的「大魚」、</w:t>
       </w:r>
-      <w:hyperlink r:id="rId15">
+      <w:hyperlink r:id="rId17">
         <w:r>
           <w:rPr>
             <w:lang w:val="zh_TW" w:bidi="zh_TW"/>
@@ -715,7 +780,7 @@
         </w:rPr>
         <w:t>和</w:t>
       </w:r>
-      <w:hyperlink r:id="rId16">
+      <w:hyperlink r:id="rId18">
         <w:r>
           <w:rPr>
             <w:lang w:val="zh_TW" w:bidi="zh_TW"/>
@@ -733,7 +798,7 @@
         </w:rPr>
         <w:t>的拉哈伯，以及</w:t>
       </w:r>
-      <w:hyperlink r:id="rId17">
+      <w:hyperlink r:id="rId19">
         <w:r>
           <w:rPr>
             <w:lang w:val="zh_TW" w:bidi="zh_TW"/>
@@ -2309,7 +2374,7 @@
         </w:rPr>
         <w:t>在</w:t>
       </w:r>
-      <w:hyperlink r:id="rId18">
+      <w:hyperlink r:id="rId20">
         <w:r>
           <w:rPr>
             <w:lang w:val="zh_TW" w:bidi="zh_TW"/>
@@ -2340,7 +2405,7 @@
         </w:rPr>
         <w:t>他。在</w:t>
       </w:r>
-      <w:hyperlink r:id="rId19">
+      <w:hyperlink r:id="rId21">
         <w:r>
           <w:rPr>
             <w:lang w:val="zh_TW" w:bidi="zh_TW"/>
@@ -2371,7 +2436,7 @@
         </w:rPr>
         <w:t>翻譯成約伯在</w:t>
       </w:r>
-      <w:hyperlink r:id="rId18">
+      <w:hyperlink r:id="rId20">
         <w:r>
           <w:rPr>
             <w:lang w:val="zh_TW" w:bidi="zh_TW"/>
@@ -2473,7 +2538,7 @@
         </w:rPr>
         <w:t>這一章是約伯對比勒達第一次發言的回應。在</w:t>
       </w:r>
-      <w:hyperlink r:id="rId19">
+      <w:hyperlink r:id="rId21">
         <w:r>
           <w:rPr>
             <w:lang w:val="zh_TW" w:bidi="zh_TW"/>
@@ -3011,7 +3076,7 @@
         </w:rPr>
         <w:t>在</w:t>
       </w:r>
-      <w:hyperlink r:id="rId20">
+      <w:hyperlink r:id="rId22">
         <w:r>
           <w:rPr>
             <w:lang w:val="zh_TW" w:bidi="zh_TW"/>
@@ -3029,7 +3094,7 @@
         </w:rPr>
         <w:t>，約伯在暗示神可能會殘酷行事時，他的問題這樣提到神：「誰能阻擋？」瑣法在</w:t>
       </w:r>
-      <w:hyperlink r:id="rId21">
+      <w:hyperlink r:id="rId23">
         <w:r>
           <w:rPr>
             <w:lang w:val="zh_TW" w:bidi="zh_TW"/>
@@ -3065,7 +3130,7 @@
         </w:rPr>
         <w:t>在</w:t>
       </w:r>
-      <w:hyperlink r:id="rId22">
+      <w:hyperlink r:id="rId24">
         <w:r>
           <w:rPr>
             <w:lang w:val="zh_TW" w:bidi="zh_TW"/>
@@ -3083,7 +3148,7 @@
         </w:rPr>
         <w:t>，約伯說他不會抬頭，他會繼續感到羞愧，因為神正在懲罰他，即使他是無辜的。在</w:t>
       </w:r>
-      <w:hyperlink r:id="rId23">
+      <w:hyperlink r:id="rId25">
         <w:r>
           <w:rPr>
             <w:lang w:val="zh_TW" w:bidi="zh_TW"/>
@@ -3119,7 +3184,7 @@
         </w:rPr>
         <w:t>在</w:t>
       </w:r>
-      <w:hyperlink r:id="rId24">
+      <w:hyperlink r:id="rId26">
         <w:r>
           <w:rPr>
             <w:lang w:val="zh_TW" w:bidi="zh_TW"/>
@@ -3137,7 +3202,7 @@
         </w:rPr>
         <w:t>，約伯說他將死去，並去往一個完全黑暗的地方。瑣法在</w:t>
       </w:r>
-      <w:hyperlink r:id="rId25">
+      <w:hyperlink r:id="rId27">
         <w:r>
           <w:rPr>
             <w:lang w:val="zh_TW" w:bidi="zh_TW"/>
@@ -4458,7 +4523,7 @@
         </w:rPr>
         <w:t>在第19–21節中，約伯描述了需要有人在天上向神為他辯白。這同一個人物很可能就是約伯在</w:t>
       </w:r>
-      <w:hyperlink r:id="rId26">
+      <w:hyperlink r:id="rId28">
         <w:r>
           <w:rPr>
             <w:lang w:val="zh_TW" w:bidi="zh_TW"/>
@@ -5047,7 +5112,7 @@
         </w:rPr>
         <w:t>在</w:t>
       </w:r>
-      <w:hyperlink r:id="rId27">
+      <w:hyperlink r:id="rId29">
         <w:r>
           <w:rPr>
             <w:lang w:val="zh_TW" w:bidi="zh_TW"/>
@@ -5065,7 +5130,7 @@
         </w:rPr>
         <w:t>，約伯向神呼求時說：「觀看我的人，他的眼必不再見我；你的眼目要看我，我卻不在了。」瑣法在</w:t>
       </w:r>
-      <w:hyperlink r:id="rId28">
+      <w:hyperlink r:id="rId30">
         <w:r>
           <w:rPr>
             <w:lang w:val="zh_TW" w:bidi="zh_TW"/>
@@ -5083,7 +5148,7 @@
         </w:rPr>
         <w:t>中談到惡人時說：「親眼見過他的，必不再見他。」約伯在</w:t>
       </w:r>
-      <w:hyperlink r:id="rId29">
+      <w:hyperlink r:id="rId31">
         <w:r>
           <w:rPr>
             <w:lang w:val="zh_TW" w:bidi="zh_TW"/>
@@ -5101,7 +5166,7 @@
         </w:rPr>
         <w:t>中談到自己作為一個必死之人時說：「他不再回自己的家，故土也不再認識他。」瑣法在</w:t>
       </w:r>
-      <w:hyperlink r:id="rId28">
+      <w:hyperlink r:id="rId30">
         <w:r>
           <w:rPr>
             <w:lang w:val="zh_TW" w:bidi="zh_TW"/>
@@ -5133,7 +5198,7 @@
         </w:rPr>
         <w:t>同樣地，瑣法在</w:t>
       </w:r>
-      <w:hyperlink r:id="rId30">
+      <w:hyperlink r:id="rId32">
         <w:r>
           <w:rPr>
             <w:lang w:val="zh_TW" w:bidi="zh_TW"/>
@@ -5151,7 +5216,7 @@
         </w:rPr>
         <w:t>中提到惡人時說：「天要顯明他的罪孽，地要興起攻擊他。」在</w:t>
       </w:r>
-      <w:hyperlink r:id="rId31">
+      <w:hyperlink r:id="rId33">
         <w:r>
           <w:rPr>
             <w:lang w:val="zh_TW" w:bidi="zh_TW"/>
@@ -5169,7 +5234,7 @@
         </w:rPr>
         <w:t>中，約伯呼籲大地要看見他得到公義，而且在</w:t>
       </w:r>
-      <w:hyperlink r:id="rId32">
+      <w:hyperlink r:id="rId34">
         <w:r>
           <w:rPr>
             <w:lang w:val="zh_TW" w:bidi="zh_TW"/>
@@ -5226,7 +5291,7 @@
         </w:rPr>
         <w:t>如上所述，瑣法在這段講話中對約伯說得非常強烈。他使用了一些來自身體功能的圖像，而這些圖像在你的文化中可能被認為不適合出現在聖經翻譯中。如果是這樣，你可以使用類似的圖像。瑣法在</w:t>
       </w:r>
-      <w:hyperlink r:id="rId33">
+      <w:hyperlink r:id="rId35">
         <w:r>
           <w:rPr>
             <w:lang w:val="zh_TW" w:bidi="zh_TW"/>
@@ -5244,7 +5309,7 @@
         </w:rPr>
         <w:t>中提到惡人時說：「他終必滅亡，像自己的糞一樣。」你可以改用其它完全消失的東西，例如說：「他終必滅亡，像被風吹散的塵土一樣。」瑣法在</w:t>
       </w:r>
-      <w:hyperlink r:id="rId34">
+      <w:hyperlink r:id="rId36">
         <w:r>
           <w:rPr>
             <w:lang w:val="zh_TW" w:bidi="zh_TW"/>
@@ -5643,7 +5708,7 @@
         </w:rPr>
         <w:t>在這一章中，約伯所說的是向神提出法律訴訟，以證明自己的清白。正如</w:t>
       </w:r>
-      <w:hyperlink r:id="rId35">
+      <w:hyperlink r:id="rId37">
         <w:r>
           <w:rPr>
             <w:lang w:val="zh_TW" w:bidi="zh_TW"/>
@@ -5661,7 +5726,7 @@
         </w:rPr>
         <w:t>的註釋所解釋的，在這種文化中，人們通常在公共場所，比如城門口，向社區領袖提出這類案件。爭議中的雙方會在領袖面前質詢對方，然後領袖們會討論案件並決定哪一方有罪，哪一方無辜。然而，聖經指出，法官也會從一個地方到另一個地方巡迴審理案件。例如，</w:t>
       </w:r>
-      <w:hyperlink r:id="rId36">
+      <w:hyperlink r:id="rId38">
         <w:r>
           <w:rPr>
             <w:lang w:val="zh_TW" w:bidi="zh_TW"/>
@@ -5855,7 +5920,7 @@
         </w:rPr>
         <w:t>在第1至17節，約伯抗議神不審判惡人。他列舉了許多惡人壓迫弱者和無辜者的行為，並抱怨神似乎默許這些事情。但在第18至24節，約伯又描述神確實會審判惡人。這種表面上的矛盾是可以解釋的。從這篇發言的整體來看，約伯表示他知道神最終會審判惡人，但令他非常痛苦的是，神現在不審判和懲罰他們，以防止他們繼續壓迫弱勢群體。在你的翻譯中，你可以使用語言來表明，約伯在本章的兩個部分當中都堅定地相信他所說的話，因為對他來說，若說神現在似乎不審判惡人，或者說神最終會審判惡人，這兩者是完全一致的。這不是矛盾，而是一種弔詭，聖經在其它段落中也提到這一點。例如，</w:t>
       </w:r>
-      <w:hyperlink r:id="rId37">
+      <w:hyperlink r:id="rId39">
         <w:r>
           <w:rPr>
             <w:lang w:val="zh_TW" w:bidi="zh_TW"/>
@@ -6024,7 +6089,7 @@
         </w:rPr>
         <w:t>比勒達這次的發言比他前兩次的都短，也遠比以利法至此為止的三次發言和瑣法的兩次發言要短。可能的解釋是約伯的朋友們對他已經無話可說。事實上，瑣法根本沒有進行第三次發言。敘述者在</w:t>
       </w:r>
-      <w:hyperlink r:id="rId38">
+      <w:hyperlink r:id="rId40">
         <w:r>
           <w:rPr>
             <w:lang w:val="zh_TW" w:bidi="zh_TW"/>
@@ -8426,7 +8491,7 @@
         </w:rPr>
         <w:t>耶和華在本章繼續向約伯提問，這些問題顯示出約伯不理解受造世界的運作。耶和華從</w:t>
       </w:r>
-      <w:hyperlink r:id="rId39">
+      <w:hyperlink r:id="rId41">
         <w:r>
           <w:rPr>
             <w:lang w:val="zh_TW" w:bidi="zh_TW"/>
@@ -8851,7 +8916,7 @@
         </w:rPr>
         <w:t>在本章的幾個地方，耶和華暗指了約伯的開場白，約伯在這開場白中詛咒自己出生的日子，耶和華使用了與約伯相同的語言。在第10節，耶和華提到喚醒鱷魚，就像約伯在</w:t>
       </w:r>
-      <w:hyperlink r:id="rId13">
+      <w:hyperlink r:id="rId15">
         <w:r>
           <w:rPr>
             <w:lang w:val="zh_TW" w:bidi="zh_TW"/>
@@ -8869,7 +8934,7 @@
         </w:rPr>
         <w:t>中所做的那樣。在第18節，耶和華提到「黎明的眼皮」，意指初升太陽的第一縷光芒，約伯在</w:t>
       </w:r>
-      <w:hyperlink r:id="rId40">
+      <w:hyperlink r:id="rId42">
         <w:r>
           <w:rPr>
             <w:lang w:val="zh_TW" w:bidi="zh_TW"/>
@@ -8887,7 +8952,7 @@
         </w:rPr>
         <w:t>中也同樣提到。在第30節，耶和華提到「瓦片」，或者一塊陶器的碎片，約伯在</w:t>
       </w:r>
-      <w:hyperlink r:id="rId41">
+      <w:hyperlink r:id="rId43">
         <w:r>
           <w:rPr>
             <w:lang w:val="zh_TW" w:bidi="zh_TW"/>

--- a/zht/docx/18.content.docx
+++ b/zht/docx/18.content.docx
@@ -141,13 +141,6 @@
         <w:rPr>
           <w:lang w:val="zh_TW" w:bidi="zh_TW"/>
         </w:rPr>
-      </w:r>
-      <w:r>
-        <w:rPr>
-          <w:i/>
-          <w:lang w:val="zh_TW" w:bidi="zh_TW"/>
-        </w:rPr>
-        <w:t>約伯記 - 導論, 約伯記 - 第一章簡介, 約伯記 - 第二章簡介, 約伯記 - 第三章簡介, 約伯記 - 第四章簡介, 約伯記 - 第五章簡介, 約伯記 - 第六章簡介, 約伯記 - 第七章簡介, 約伯記 - 第八章簡介, 約伯記 - 第九章簡介, 約伯記 - 第十章簡介, 約伯記 - 第十一章簡介, 約伯記 - 第十二章簡介, 約伯記 - 第十三章簡介, 約伯記 - 第十四章簡介, 約伯記 - 第十五章簡介, 約伯記 - 第十六章簡介, 約伯記 - 第十七章簡介, 約伯記 第十八章簡介, 約伯記 - 第十九章簡介, 約伯記 - 第二十章簡介, 約伯記 - 第二十一章簡介, 約伯記 - 第二十二章簡介, 約伯記 - 第二十三章簡介, 約伯記 - 第二十四章簡介, 約伯記 - 第二十五章簡介, 約伯記 - 第二十六章簡介, 約伯記 - 第二十七章簡介, 約伯記 - 第二十八章簡介, 約伯記第 - 二十九章簡介, 約伯記 - 第三十章簡介, 約伯記 - 第三十一章簡介, 約伯記 - 第三十二章簡介, 約伯記 - 第三十三章簡介, 約伯記 - 第三十四章簡介, 約伯記 - 第三十五章簡介, 約伯記 - 第三十六章簡介, 約伯記 - 第三十七章簡介, 約伯記 - 第三十八章簡介, 約伯記 - 第三十九章簡介, 約伯記 - 第四十章簡介, 約伯記 - 第四十一章簡介, 約伯記 - 第四十二章簡介</w:t>
       </w:r>
       <w:r>
         <w:rPr>

--- a/zht/docx/18.content.docx
+++ b/zht/docx/18.content.docx
@@ -128,19 +128,6 @@
           <w:lang w:val="zh_TW" w:bidi="zh_TW"/>
         </w:rPr>
         <w:t>JOB</w:t>
-      </w:r>
-      <w:r>
-        <w:rPr>
-          <w:lang w:val="zh_TW" w:bidi="zh_TW"/>
-        </w:rPr>
-      </w:r>
-    </w:p>
-    <w:p>
-      <w:pPr/>
-      <w:r>
-        <w:rPr>
-          <w:lang w:val="zh_TW" w:bidi="zh_TW"/>
-        </w:rPr>
       </w:r>
       <w:r>
         <w:rPr>

--- a/zht/docx/18.content.docx
+++ b/zht/docx/18.content.docx
@@ -19,7 +19,7 @@
         <w:rPr>
           <w:lang w:val="zh_TW" w:bidi="zh_TW"/>
         </w:rPr>
-        <w:t>Resource: 翻譯筆記 (unfoldingWord)</w:t>
+        <w:t>Resource: unfoldingWord® Translation Notes</w:t>
       </w:r>
       <w:r>
         <w:rPr>
@@ -90,7 +90,7 @@
         <w:rPr>
           <w:lang w:val="zh_TW" w:bidi="zh_TW"/>
         </w:rPr>
-        <w:t>翻譯筆記 (unfoldingWord)</w:t>
+        <w:t>unfoldingWord® Translation Notes</w:t>
       </w:r>
     </w:p>
     <w:p>
